--- a/plugins/hal/templates/ic-ingenieurs/diagnostic.docx
+++ b/plugins/hal/templates/ic-ingenieurs/diagnostic.docx
@@ -2953,6 +2953,30 @@
       <w:bookmarkEnd w:id="43"/>
       <w:r>
         <w:t xml:space="preserve"> </w:t>
+      </w:r>
+    </w:p>
+    <w:p>
+      <w:r>
+        <w:t xml:space="preserve">{%p if building.image_2d %}</w:t>
+      </w:r>
+    </w:p>
+    <w:p>
+      <w:r>
+        <w:t xml:space="preserve">{{ building.image_2d }}</w:t>
+      </w:r>
+    </w:p>
+    <w:p>
+      <w:pPr>
+        <w:pStyle w:val="Lgende"/>
+        <w:spacing w:after="48"/>
+      </w:pPr>
+      <w:r>
+        <w:t xml:space="preserve">Localisation — vue cartographique IGN</w:t>
+      </w:r>
+    </w:p>
+    <w:p>
+      <w:r>
+        <w:t xml:space="preserve">{%p endif %}</w:t>
       </w:r>
     </w:p>
     <w:p>

--- a/plugins/hal/templates/ic-ingenieurs/diagnostic.docx
+++ b/plugins/hal/templates/ic-ingenieurs/diagnostic.docx
@@ -3198,6 +3198,36 @@
       </w:r>
     </w:p>
     <w:p>
+      <w:r>
+        <w:t xml:space="preserve">{%p for m in methodo_visite %}</w:t>
+      </w:r>
+    </w:p>
+    <w:p>
+      <w:r>
+        <w:t xml:space="preserve">{{ m.description }}</w:t>
+      </w:r>
+    </w:p>
+    <w:p>
+      <w:r>
+        <w:t xml:space="preserve">{%p if m.photo %}</w:t>
+      </w:r>
+    </w:p>
+    <w:p>
+      <w:r>
+        <w:t xml:space="preserve">{{ m.photo }}</w:t>
+      </w:r>
+    </w:p>
+    <w:p>
+      <w:r>
+        <w:t xml:space="preserve">{%p endif %}</w:t>
+      </w:r>
+    </w:p>
+    <w:p>
+      <w:r>
+        <w:t xml:space="preserve">{%p endfor %}</w:t>
+      </w:r>
+    </w:p>
+    <w:p>
       <w:pPr>
         <w:pStyle w:val="Titre2"/>
       </w:pPr>
@@ -3223,6 +3253,36 @@
       <w:proofErr w:type="gramEnd"/>
       <w:r>
         <w:t>}</w:t>
+      </w:r>
+    </w:p>
+    <w:p>
+      <w:r>
+        <w:t xml:space="preserve">{%p for m in methodo_moyens %}</w:t>
+      </w:r>
+    </w:p>
+    <w:p>
+      <w:r>
+        <w:t xml:space="preserve">{{ m.description }}</w:t>
+      </w:r>
+    </w:p>
+    <w:p>
+      <w:r>
+        <w:t xml:space="preserve">{%p if m.photo %}</w:t>
+      </w:r>
+    </w:p>
+    <w:p>
+      <w:r>
+        <w:t xml:space="preserve">{{ m.photo }}</w:t>
+      </w:r>
+    </w:p>
+    <w:p>
+      <w:r>
+        <w:t xml:space="preserve">{%p endif %}</w:t>
+      </w:r>
+    </w:p>
+    <w:p>
+      <w:r>
+        <w:t xml:space="preserve">{%p endfor %}</w:t>
       </w:r>
     </w:p>
     <w:p>
